--- a/examples/jupyter.docx
+++ b/examples/jupyter.docx
@@ -531,7 +531,7 @@
               <w:jc w:val="center"/>
             </w:pPr>
             <w:pPr>
-              <w:jc w:val="start"/>
+              <w:jc w:val="left"/>
               <w:spacing w:before="200"/>
               <w:pStyle w:val="ImageCaption"/>
             </w:pPr>

--- a/examples/jupyter.docx
+++ b/examples/jupyter.docx
@@ -50,7 +50,7 @@
         <w:t xml:space="preserve">This is an abstract.</w:t>
       </w:r>
     </w:p>
-    <w:bookmarkStart w:id="25" w:name="title"/>
+    <w:bookmarkStart w:id="32" w:name="title"/>
     <w:p>
       <w:pPr>
         <w:pStyle w:val="1"/>
@@ -477,7 +477,7 @@
       <w:tr>
         <w:tc>
           <w:tcPr/>
-          <w:bookmarkStart w:id="23" w:name="fig-polar"/>
+          <w:bookmarkStart w:id="30" w:name="fig-polar"/>
           <w:p>
             <w:pPr>
               <w:pStyle w:val="Compact"/>
@@ -488,18 +488,18 @@
                 <wp:inline>
                   <wp:extent cx="4184072" cy="4082472"/>
                   <wp:effectExtent b="0" l="0" r="0" t="0"/>
-                  <wp:docPr descr="" title="" id="21" name="Picture"/>
+                  <wp:docPr descr="" title="" id="28" name="Picture"/>
                   <a:graphic>
                     <a:graphicData uri="http://schemas.openxmlformats.org/drawingml/2006/picture">
                       <pic:pic>
                         <pic:nvPicPr>
-                          <pic:cNvPr descr="jupyter_files/figure-docx/fig-polar-output-1.png" id="22" name="Picture"/>
+                          <pic:cNvPr descr="jupyter_files/figure-docx/fig-polar-output-1.png" id="29" name="Picture"/>
                           <pic:cNvPicPr>
                             <a:picLocks noChangeArrowheads="1" noChangeAspect="1"/>
                           </pic:cNvPicPr>
                         </pic:nvPicPr>
                         <pic:blipFill>
-                          <a:blip r:embed="rId20"/>
+                          <a:blip r:embed="rId27"/>
                           <a:stretch>
                             <a:fillRect/>
                           </a:stretch>
@@ -539,7 +539,7 @@
               <w:t xml:space="preserve">Figure 1: A line plot on a polar axis</w:t>
             </w:r>
           </w:p>
-          <w:bookmarkEnd w:id="23"/>
+          <w:bookmarkEnd w:id="30"/>
         </w:tc>
       </w:tr>
     </w:tbl>
@@ -551,7 +551,7 @@
         <w:t xml:space="preserve">Quarto’s specific Markdown feature still works in Jupyter Notebook. For example:</w:t>
       </w:r>
     </w:p>
-    <w:bookmarkStart w:id="24" w:name="thm-oh"/>
+    <w:bookmarkStart w:id="31" w:name="thm-oh"/>
     <w:p>
       <w:pPr>
         <w:pStyle w:val="a0"/>
@@ -570,8 +570,8 @@
         <w:t xml:space="preserve">is a theorem.</w:t>
       </w:r>
     </w:p>
-    <w:bookmarkEnd w:id="24"/>
-    <w:bookmarkEnd w:id="25"/>
+    <w:bookmarkEnd w:id="31"/>
+    <w:bookmarkEnd w:id="32"/>
     <w:sectPr>
       <w:pgSz w:h="15840" w:w="12240"/>
       <w:pgMar w:bottom="1440" w:footer="720" w:gutter="0" w:header="720" w:left="1800" w:right="1800" w:top="1440"/>

--- a/examples/jupyter.docx
+++ b/examples/jupyter.docx
@@ -7,7 +7,7 @@
         <w:pStyle w:val="a5"/>
       </w:pPr>
       <w:r>
-        <w:t xml:space="preserve">SunQuarTeX Example - Jupyter Notebook</w:t>
+        <w:t xml:space="preserve">Jupyter Notebook</w:t>
       </w:r>
     </w:p>
     <w:p>
@@ -15,7 +15,7 @@
         <w:pStyle w:val="a6"/>
       </w:pPr>
       <w:r>
-        <w:t xml:space="preserve">Subtitle Here</w:t>
+        <w:t xml:space="preserve">SunQuarTeX Examples</w:t>
       </w:r>
     </w:p>
     <w:p>
